--- a/docs/tabela komponenti.docx
+++ b/docs/tabela komponenti.docx
@@ -850,6 +850,262 @@
         </w:rPr>
         <w:t>U datoj tabeli su prikazane najvažnije komponente korištene za izradu ovog maturskog rada. Ukupni opis svih komponenata nalazi se u poglavlju 4. (Hardversko rješenje za School Bell System s LED reklamom).</w:t>
       </w:r>
+    </w:p>
+    <w:p>
+      <w:pPr>
+        <w:rPr>
+          <w:lang w:val="bs-Latn-BA" w:eastAsia="bs-Latn-BA"/>
+        </w:rPr>
+      </w:pPr>
+    </w:p>
+    <w:p/>
+    <w:p/>
+    <w:p/>
+    <w:p>
+      <w:pPr>
+        <w:pStyle w:val="NormalWeb"/>
+        <w:jc w:val="both"/>
+        <w:rPr>
+          <w:lang w:val="hr-HR"/>
+        </w:rPr>
+      </w:pPr>
+      <w:r>
+        <w:rPr>
+          <w:lang w:val="hr-HR"/>
+        </w:rPr>
+        <w:lastRenderedPageBreak/>
+        <w:t xml:space="preserve">Izrada ovog maturskog rada zasniva se na povezivanju nekoliko ključnih dijelova koji zajedno omogućavaju da cijeli sistem radi precizno i bez zastoja. Glavna komponenta je </w:t>
+      </w:r>
+      <w:r>
+        <w:rPr>
+          <w:bCs/>
+          <w:lang w:val="hr-HR"/>
+        </w:rPr>
+        <w:t>ESP32 mikrokontroler</w:t>
+      </w:r>
+      <w:r>
+        <w:rPr>
+          <w:lang w:val="hr-HR"/>
+        </w:rPr>
+        <w:t xml:space="preserve">, koji možemo opisati kao mozak uređaja. Njegov zadatak je da prikuplja podatke, obrađuje ih i šalje naredbe ostalim dijelovima kako bi cijeli proces bio potpuno automatizovan. Za prikazivanje informacija, tačnog vremena i različitih animacija, korištena je </w:t>
+      </w:r>
+      <w:r>
+        <w:rPr>
+          <w:bCs/>
+          <w:lang w:val="hr-HR"/>
+        </w:rPr>
+        <w:t>LED matrica HUB75</w:t>
+      </w:r>
+      <w:r>
+        <w:rPr>
+          <w:lang w:val="hr-HR"/>
+        </w:rPr>
+        <w:t>. Zahvaljujući gustom rasporedu RGB dioda, tekst i prikaz su jasni i lako čitljivi čak i sa veće udaljenosti.</w:t>
+      </w:r>
+    </w:p>
+    <w:p>
+      <w:pPr>
+        <w:pStyle w:val="NormalWeb"/>
+        <w:jc w:val="both"/>
+        <w:rPr>
+          <w:lang w:val="de-AT"/>
+        </w:rPr>
+      </w:pPr>
+      <w:r>
+        <w:rPr>
+          <w:lang w:val="de-AT"/>
+        </w:rPr>
+        <w:t xml:space="preserve">Kako bi sve ove komponente funkcionisale stabilno, ugrađena je </w:t>
+      </w:r>
+      <w:r>
+        <w:rPr>
+          <w:bCs/>
+          <w:lang w:val="de-AT"/>
+        </w:rPr>
+        <w:t>napojna jedinica od 5V</w:t>
+      </w:r>
+      <w:r>
+        <w:rPr>
+          <w:lang w:val="de-AT"/>
+        </w:rPr>
+        <w:t xml:space="preserve">. Ona je veoma bitna jer osigurava stalan napon, čime se izbjegava treperenje matrice ili problemi u radu mikrokontrolera kada je potrošnja energije najveća. </w:t>
+      </w:r>
+    </w:p>
+    <w:p>
+      <w:pPr>
+        <w:pStyle w:val="NormalWeb"/>
+        <w:jc w:val="both"/>
+        <w:rPr>
+          <w:lang w:val="de-AT"/>
+        </w:rPr>
+      </w:pPr>
+      <w:r>
+        <w:rPr>
+          <w:lang w:val="de-AT"/>
+        </w:rPr>
+        <w:t xml:space="preserve">Poseban dio projekta čini sistem za upravljanje </w:t>
+      </w:r>
+      <w:r>
+        <w:rPr>
+          <w:bCs/>
+          <w:lang w:val="de-AT"/>
+        </w:rPr>
+        <w:t>školskim zvonom</w:t>
+      </w:r>
+      <w:r>
+        <w:rPr>
+          <w:lang w:val="de-AT"/>
+        </w:rPr>
+        <w:t xml:space="preserve">. Budući da mikrokontroler radi na niskom naponu i ne može direktno pokretati jače električne uređaje, u sklop je ubačen </w:t>
+      </w:r>
+      <w:r>
+        <w:rPr>
+          <w:bCs/>
+          <w:lang w:val="de-AT"/>
+        </w:rPr>
+        <w:t>relej</w:t>
+      </w:r>
+      <w:r>
+        <w:rPr>
+          <w:lang w:val="de-AT"/>
+        </w:rPr>
+        <w:t>. On služi kao elektronski prekidač koji, po signalu sa ESP32, zatvara strujni krug i aktivira zvono u tačno predviđeno vrijeme.</w:t>
+      </w:r>
+    </w:p>
+    <w:p>
+      <w:pPr>
+        <w:pStyle w:val="NormalWeb"/>
+        <w:jc w:val="both"/>
+        <w:rPr>
+          <w:lang w:val="de-AT"/>
+        </w:rPr>
+      </w:pPr>
+      <w:r>
+        <w:rPr>
+          <w:lang w:val="de-AT"/>
+        </w:rPr>
+        <w:t xml:space="preserve">Na samom kraju, ugrađena je i </w:t>
+      </w:r>
+      <w:r>
+        <w:rPr>
+          <w:bCs/>
+          <w:lang w:val="de-AT"/>
+        </w:rPr>
+        <w:t>RGB LED traka</w:t>
+      </w:r>
+      <w:r>
+        <w:rPr>
+          <w:lang w:val="de-AT"/>
+        </w:rPr>
+        <w:t xml:space="preserve"> koja upotpunjuje vizuelni izgled uređaja. Ona pruža ambijentalno osvjetljenje, a zbog kombinacije osnovnih boja, omogućava prilagođavanje izgleda samog kućišta. Sve ove komponente zajedno čine jednu cjelinu koja uspješno povezuje funkciju digitalnog informativnog panela i sistema za automatsko aktiviranje školskog zvona.</w:t>
+      </w:r>
+    </w:p>
+    <w:p>
+      <w:pPr>
+        <w:pStyle w:val="NormalWeb"/>
+        <w:jc w:val="both"/>
+        <w:rPr>
+          <w:lang w:val="de-AT"/>
+        </w:rPr>
+      </w:pPr>
+    </w:p>
+    <w:p>
+      <w:pPr>
+        <w:jc w:val="center"/>
+        <w:rPr>
+          <w:lang w:val="bs-Latn-BA" w:eastAsia="bs-Latn-BA"/>
+        </w:rPr>
+      </w:pPr>
+      <w:r>
+        <w:rPr>
+          <w:noProof/>
+          <w:lang w:val="en-GB" w:eastAsia="en-GB"/>
+        </w:rPr>
+        <w:drawing>
+          <wp:inline distT="0" distB="0" distL="0" distR="0" wp14:anchorId="2B9E2F09" wp14:editId="6E7F248A">
+            <wp:extent cx="2754307" cy="2426110"/>
+            <wp:effectExtent l="0" t="0" r="8255" b="0"/>
+            <wp:docPr id="1229969051" name="Picture 1"/>
+            <wp:cNvGraphicFramePr>
+              <a:graphicFrameLocks xmlns:a="http://schemas.openxmlformats.org/drawingml/2006/main" noChangeAspect="1"/>
+            </wp:cNvGraphicFramePr>
+            <a:graphic xmlns:a="http://schemas.openxmlformats.org/drawingml/2006/main">
+              <a:graphicData uri="http://schemas.openxmlformats.org/drawingml/2006/picture">
+                <pic:pic xmlns:pic="http://schemas.openxmlformats.org/drawingml/2006/picture">
+                  <pic:nvPicPr>
+                    <pic:cNvPr id="1229969051" name=""/>
+                    <pic:cNvPicPr/>
+                  </pic:nvPicPr>
+                  <pic:blipFill>
+                    <a:blip r:embed="rId11"/>
+                    <a:stretch>
+                      <a:fillRect/>
+                    </a:stretch>
+                  </pic:blipFill>
+                  <pic:spPr>
+                    <a:xfrm>
+                      <a:off x="0" y="0"/>
+                      <a:ext cx="2788751" cy="2456450"/>
+                    </a:xfrm>
+                    <a:prstGeom prst="rect">
+                      <a:avLst/>
+                    </a:prstGeom>
+                  </pic:spPr>
+                </pic:pic>
+              </a:graphicData>
+            </a:graphic>
+          </wp:inline>
+        </w:drawing>
+      </w:r>
+    </w:p>
+    <w:p>
+      <w:pPr>
+        <w:jc w:val="center"/>
+        <w:rPr>
+          <w:i/>
+          <w:iCs/>
+          <w:sz w:val="18"/>
+          <w:szCs w:val="18"/>
+          <w:lang w:val="bs-Latn-BA" w:eastAsia="bs-Latn-BA"/>
+        </w:rPr>
+      </w:pPr>
+      <w:r>
+        <w:rPr>
+          <w:i/>
+          <w:iCs/>
+          <w:sz w:val="18"/>
+          <w:szCs w:val="18"/>
+          <w:lang w:val="bs-Latn-BA" w:eastAsia="bs-Latn-BA"/>
+        </w:rPr>
+        <w:t xml:space="preserve">Slika </w:t>
+      </w:r>
+      <w:r>
+        <w:rPr>
+          <w:i/>
+          <w:iCs/>
+          <w:sz w:val="18"/>
+          <w:szCs w:val="18"/>
+          <w:lang w:val="bs-Latn-BA" w:eastAsia="bs-Latn-BA"/>
+        </w:rPr>
+        <w:t>2</w:t>
+      </w:r>
+      <w:r>
+        <w:rPr>
+          <w:i/>
+          <w:iCs/>
+          <w:sz w:val="18"/>
+          <w:szCs w:val="18"/>
+          <w:lang w:val="bs-Latn-BA" w:eastAsia="bs-Latn-BA"/>
+        </w:rPr>
+        <w:t xml:space="preserve">.1. najvažnije korištene komponente </w:t>
+      </w:r>
+    </w:p>
+    <w:p>
+      <w:pPr>
+        <w:rPr>
+          <w:lang w:val="bs-Latn-BA" w:eastAsia="bs-Latn-BA"/>
+        </w:rPr>
+      </w:pPr>
     </w:p>
     <w:p>
       <w:pPr>
@@ -1941,6 +2197,15 @@
       </w:tblBorders>
     </w:tblPr>
   </w:style>
+  <w:style w:type="paragraph" w:styleId="NormalWeb">
+    <w:name w:val="Normal (Web)"/>
+    <w:basedOn w:val="Normal"/>
+    <w:uiPriority w:val="99"/>
+    <w:rsid w:val="00492D3E"/>
+    <w:pPr>
+      <w:spacing w:before="100" w:beforeAutospacing="1" w:after="100" w:afterAutospacing="1"/>
+    </w:pPr>
+  </w:style>
 </w:styles>
 </file>
 
